--- a/ai_11/yurii_bubelnyk/epic_7/Report/saga_7_pactice_work_report_yurii_bubelnyk.docx
+++ b/ai_11/yurii_bubelnyk/epic_7/Report/saga_7_pactice_work_report_yurii_bubelnyk.docx
@@ -6353,7 +6353,7 @@
       </w:r>
       <w:r>
         <w:rPr>
-          <w:rStyle w:val="5"/>
+          <w:rStyle w:val="6"/>
           <w:rFonts w:ascii="Times New Roman" w:hAnsi="Times New Roman" w:eastAsia="Times New Roman" w:cs="Times New Roman"/>
           <w:b/>
           <w:sz w:val="32"/>
@@ -6363,7 +6363,7 @@
       </w:r>
       <w:r>
         <w:rPr>
-          <w:rStyle w:val="5"/>
+          <w:rStyle w:val="6"/>
           <w:rFonts w:ascii="Times New Roman" w:hAnsi="Times New Roman" w:eastAsia="Times New Roman" w:cs="Times New Roman"/>
           <w:b/>
           <w:sz w:val="32"/>
@@ -6374,17 +6374,17 @@
       </w:r>
       <w:r>
         <w:rPr>
-          <w:rStyle w:val="5"/>
-          <w:rFonts w:ascii="Times New Roman" w:hAnsi="Times New Roman" w:eastAsia="Times New Roman" w:cs="Times New Roman"/>
-          <w:b/>
-          <w:sz w:val="32"/>
-          <w:szCs w:val="32"/>
-        </w:rPr>
-        <w:t xml:space="preserve"> </w:t>
-      </w:r>
-      <w:r>
-        <w:rPr>
-          <w:rStyle w:val="5"/>
+          <w:rStyle w:val="6"/>
+          <w:rFonts w:ascii="Times New Roman" w:hAnsi="Times New Roman" w:eastAsia="Times New Roman" w:cs="Times New Roman"/>
+          <w:b/>
+          <w:sz w:val="32"/>
+          <w:szCs w:val="32"/>
+        </w:rPr>
+        <w:t xml:space="preserve"> </w:t>
+      </w:r>
+      <w:r>
+        <w:rPr>
+          <w:rStyle w:val="6"/>
           <w:rFonts w:ascii="Times New Roman" w:hAnsi="Times New Roman" w:eastAsia="Times New Roman" w:cs="Times New Roman"/>
           <w:b/>
           <w:sz w:val="32"/>
@@ -6395,17 +6395,17 @@
       </w:r>
       <w:r>
         <w:rPr>
-          <w:rStyle w:val="5"/>
-          <w:rFonts w:ascii="Times New Roman" w:hAnsi="Times New Roman" w:eastAsia="Times New Roman" w:cs="Times New Roman"/>
-          <w:b/>
-          <w:sz w:val="32"/>
-          <w:szCs w:val="32"/>
-        </w:rPr>
-        <w:t xml:space="preserve"> </w:t>
-      </w:r>
-      <w:r>
-        <w:rPr>
-          <w:rStyle w:val="5"/>
+          <w:rStyle w:val="6"/>
+          <w:rFonts w:ascii="Times New Roman" w:hAnsi="Times New Roman" w:eastAsia="Times New Roman" w:cs="Times New Roman"/>
+          <w:b/>
+          <w:sz w:val="32"/>
+          <w:szCs w:val="32"/>
+        </w:rPr>
+        <w:t xml:space="preserve"> </w:t>
+      </w:r>
+      <w:r>
+        <w:rPr>
+          <w:rStyle w:val="6"/>
           <w:rFonts w:ascii="Times New Roman" w:hAnsi="Times New Roman" w:eastAsia="Times New Roman" w:cs="Times New Roman"/>
           <w:b/>
           <w:sz w:val="32"/>
@@ -6416,17 +6416,17 @@
       </w:r>
       <w:r>
         <w:rPr>
-          <w:rStyle w:val="5"/>
-          <w:rFonts w:ascii="Times New Roman" w:hAnsi="Times New Roman" w:eastAsia="Times New Roman" w:cs="Times New Roman"/>
-          <w:b/>
-          <w:sz w:val="32"/>
-          <w:szCs w:val="32"/>
-        </w:rPr>
-        <w:t xml:space="preserve"> </w:t>
-      </w:r>
-      <w:r>
-        <w:rPr>
-          <w:rStyle w:val="5"/>
+          <w:rStyle w:val="6"/>
+          <w:rFonts w:ascii="Times New Roman" w:hAnsi="Times New Roman" w:eastAsia="Times New Roman" w:cs="Times New Roman"/>
+          <w:b/>
+          <w:sz w:val="32"/>
+          <w:szCs w:val="32"/>
+        </w:rPr>
+        <w:t xml:space="preserve"> </w:t>
+      </w:r>
+      <w:r>
+        <w:rPr>
+          <w:rStyle w:val="6"/>
           <w:rFonts w:ascii="Times New Roman" w:hAnsi="Times New Roman" w:eastAsia="Times New Roman" w:cs="Times New Roman"/>
           <w:b/>
           <w:sz w:val="32"/>
@@ -6437,7 +6437,7 @@
       </w:r>
       <w:r>
         <w:rPr>
-          <w:rStyle w:val="5"/>
+          <w:rStyle w:val="6"/>
           <w:rFonts w:ascii="Times New Roman" w:hAnsi="Times New Roman" w:eastAsia="Times New Roman" w:cs="Times New Roman"/>
           <w:b/>
           <w:sz w:val="32"/>
@@ -6447,7 +6447,7 @@
       </w:r>
       <w:r>
         <w:rPr>
-          <w:rStyle w:val="5"/>
+          <w:rStyle w:val="6"/>
           <w:rFonts w:ascii="Times New Roman" w:hAnsi="Times New Roman" w:eastAsia="Times New Roman" w:cs="Times New Roman"/>
           <w:b/>
           <w:sz w:val="32"/>
@@ -6458,7 +6458,7 @@
       </w:r>
       <w:r>
         <w:rPr>
-          <w:rStyle w:val="5"/>
+          <w:rStyle w:val="6"/>
           <w:rFonts w:hint="default" w:ascii="Times New Roman" w:hAnsi="Times New Roman" w:eastAsia="Times New Roman" w:cs="Times New Roman"/>
           <w:b/>
           <w:sz w:val="32"/>
@@ -6517,7 +6517,7 @@
       </w:r>
       <w:r>
         <w:rPr>
-          <w:rStyle w:val="5"/>
+          <w:rStyle w:val="6"/>
           <w:rFonts w:ascii="Times New Roman" w:hAnsi="Times New Roman" w:eastAsia="Times New Roman" w:cs="Times New Roman"/>
           <w:b/>
           <w:sz w:val="32"/>
@@ -6527,7 +6527,7 @@
       </w:r>
       <w:r>
         <w:rPr>
-          <w:rStyle w:val="5"/>
+          <w:rStyle w:val="6"/>
           <w:rFonts w:ascii="Times New Roman" w:hAnsi="Times New Roman" w:eastAsia="Times New Roman" w:cs="Times New Roman"/>
           <w:b/>
           <w:sz w:val="32"/>
@@ -6538,7 +6538,7 @@
       </w:r>
       <w:r>
         <w:rPr>
-          <w:rStyle w:val="5"/>
+          <w:rStyle w:val="6"/>
           <w:rFonts w:ascii="Times New Roman" w:hAnsi="Times New Roman" w:eastAsia="Times New Roman" w:cs="Times New Roman"/>
           <w:b/>
           <w:sz w:val="32"/>
@@ -6548,7 +6548,7 @@
       </w:r>
       <w:r>
         <w:rPr>
-          <w:rStyle w:val="5"/>
+          <w:rStyle w:val="6"/>
           <w:rFonts w:ascii="Times New Roman" w:hAnsi="Times New Roman" w:eastAsia="Times New Roman" w:cs="Times New Roman"/>
           <w:b/>
           <w:sz w:val="32"/>
@@ -6559,17 +6559,17 @@
       </w:r>
       <w:r>
         <w:rPr>
-          <w:rStyle w:val="5"/>
-          <w:rFonts w:ascii="Times New Roman" w:hAnsi="Times New Roman" w:eastAsia="Times New Roman" w:cs="Times New Roman"/>
-          <w:b/>
-          <w:sz w:val="32"/>
-          <w:szCs w:val="32"/>
-        </w:rPr>
-        <w:t xml:space="preserve"> </w:t>
-      </w:r>
-      <w:r>
-        <w:rPr>
-          <w:rStyle w:val="5"/>
+          <w:rStyle w:val="6"/>
+          <w:rFonts w:ascii="Times New Roman" w:hAnsi="Times New Roman" w:eastAsia="Times New Roman" w:cs="Times New Roman"/>
+          <w:b/>
+          <w:sz w:val="32"/>
+          <w:szCs w:val="32"/>
+        </w:rPr>
+        <w:t xml:space="preserve"> </w:t>
+      </w:r>
+      <w:r>
+        <w:rPr>
+          <w:rStyle w:val="6"/>
           <w:rFonts w:ascii="Times New Roman" w:hAnsi="Times New Roman" w:eastAsia="Times New Roman" w:cs="Times New Roman"/>
           <w:b/>
           <w:sz w:val="32"/>
@@ -6580,17 +6580,17 @@
       </w:r>
       <w:r>
         <w:rPr>
-          <w:rStyle w:val="5"/>
-          <w:rFonts w:ascii="Times New Roman" w:hAnsi="Times New Roman" w:eastAsia="Times New Roman" w:cs="Times New Roman"/>
-          <w:b/>
-          <w:sz w:val="32"/>
-          <w:szCs w:val="32"/>
-        </w:rPr>
-        <w:t xml:space="preserve"> </w:t>
-      </w:r>
-      <w:r>
-        <w:rPr>
-          <w:rStyle w:val="5"/>
+          <w:rStyle w:val="6"/>
+          <w:rFonts w:ascii="Times New Roman" w:hAnsi="Times New Roman" w:eastAsia="Times New Roman" w:cs="Times New Roman"/>
+          <w:b/>
+          <w:sz w:val="32"/>
+          <w:szCs w:val="32"/>
+        </w:rPr>
+        <w:t xml:space="preserve"> </w:t>
+      </w:r>
+      <w:r>
+        <w:rPr>
+          <w:rStyle w:val="6"/>
           <w:rFonts w:ascii="Times New Roman" w:hAnsi="Times New Roman" w:eastAsia="Times New Roman" w:cs="Times New Roman"/>
           <w:b/>
           <w:sz w:val="32"/>
@@ -6601,17 +6601,17 @@
       </w:r>
       <w:r>
         <w:rPr>
-          <w:rStyle w:val="5"/>
-          <w:rFonts w:ascii="Times New Roman" w:hAnsi="Times New Roman" w:eastAsia="Times New Roman" w:cs="Times New Roman"/>
-          <w:b/>
-          <w:sz w:val="32"/>
-          <w:szCs w:val="32"/>
-        </w:rPr>
-        <w:t xml:space="preserve"> </w:t>
-      </w:r>
-      <w:r>
-        <w:rPr>
-          <w:rStyle w:val="5"/>
+          <w:rStyle w:val="6"/>
+          <w:rFonts w:ascii="Times New Roman" w:hAnsi="Times New Roman" w:eastAsia="Times New Roman" w:cs="Times New Roman"/>
+          <w:b/>
+          <w:sz w:val="32"/>
+          <w:szCs w:val="32"/>
+        </w:rPr>
+        <w:t xml:space="preserve"> </w:t>
+      </w:r>
+      <w:r>
+        <w:rPr>
+          <w:rStyle w:val="6"/>
           <w:rFonts w:ascii="Times New Roman" w:hAnsi="Times New Roman" w:eastAsia="Times New Roman" w:cs="Times New Roman"/>
           <w:b/>
           <w:sz w:val="32"/>
@@ -6622,17 +6622,17 @@
       </w:r>
       <w:r>
         <w:rPr>
-          <w:rStyle w:val="5"/>
-          <w:rFonts w:ascii="Times New Roman" w:hAnsi="Times New Roman" w:eastAsia="Times New Roman" w:cs="Times New Roman"/>
-          <w:b/>
-          <w:sz w:val="32"/>
-          <w:szCs w:val="32"/>
-        </w:rPr>
-        <w:t xml:space="preserve"> </w:t>
-      </w:r>
-      <w:r>
-        <w:rPr>
-          <w:rStyle w:val="5"/>
+          <w:rStyle w:val="6"/>
+          <w:rFonts w:ascii="Times New Roman" w:hAnsi="Times New Roman" w:eastAsia="Times New Roman" w:cs="Times New Roman"/>
+          <w:b/>
+          <w:sz w:val="32"/>
+          <w:szCs w:val="32"/>
+        </w:rPr>
+        <w:t xml:space="preserve"> </w:t>
+      </w:r>
+      <w:r>
+        <w:rPr>
+          <w:rStyle w:val="6"/>
           <w:rFonts w:ascii="Times New Roman" w:hAnsi="Times New Roman" w:eastAsia="Times New Roman" w:cs="Times New Roman"/>
           <w:b/>
           <w:sz w:val="32"/>
@@ -6691,7 +6691,7 @@
       </w:r>
       <w:r>
         <w:rPr>
-          <w:rStyle w:val="5"/>
+          <w:rStyle w:val="6"/>
           <w:rFonts w:ascii="Times New Roman" w:hAnsi="Times New Roman" w:eastAsia="Times New Roman" w:cs="Times New Roman"/>
           <w:b/>
           <w:sz w:val="32"/>
@@ -6701,7 +6701,7 @@
       </w:r>
       <w:r>
         <w:rPr>
-          <w:rStyle w:val="5"/>
+          <w:rStyle w:val="6"/>
           <w:rFonts w:ascii="Times New Roman" w:hAnsi="Times New Roman" w:eastAsia="Times New Roman" w:cs="Times New Roman"/>
           <w:b/>
           <w:sz w:val="32"/>
@@ -6712,7 +6712,7 @@
       </w:r>
       <w:r>
         <w:rPr>
-          <w:rStyle w:val="5"/>
+          <w:rStyle w:val="6"/>
           <w:rFonts w:ascii="Times New Roman" w:hAnsi="Times New Roman" w:eastAsia="Times New Roman" w:cs="Times New Roman"/>
           <w:b/>
           <w:sz w:val="32"/>
@@ -6722,7 +6722,7 @@
       </w:r>
       <w:r>
         <w:rPr>
-          <w:rStyle w:val="5"/>
+          <w:rStyle w:val="6"/>
           <w:rFonts w:ascii="Times New Roman" w:hAnsi="Times New Roman" w:eastAsia="Times New Roman" w:cs="Times New Roman"/>
           <w:b/>
           <w:sz w:val="32"/>
@@ -6733,17 +6733,17 @@
       </w:r>
       <w:r>
         <w:rPr>
-          <w:rStyle w:val="5"/>
-          <w:rFonts w:ascii="Times New Roman" w:hAnsi="Times New Roman" w:eastAsia="Times New Roman" w:cs="Times New Roman"/>
-          <w:b/>
-          <w:sz w:val="32"/>
-          <w:szCs w:val="32"/>
-        </w:rPr>
-        <w:t xml:space="preserve"> </w:t>
-      </w:r>
-      <w:r>
-        <w:rPr>
-          <w:rStyle w:val="5"/>
+          <w:rStyle w:val="6"/>
+          <w:rFonts w:ascii="Times New Roman" w:hAnsi="Times New Roman" w:eastAsia="Times New Roman" w:cs="Times New Roman"/>
+          <w:b/>
+          <w:sz w:val="32"/>
+          <w:szCs w:val="32"/>
+        </w:rPr>
+        <w:t xml:space="preserve"> </w:t>
+      </w:r>
+      <w:r>
+        <w:rPr>
+          <w:rStyle w:val="6"/>
           <w:rFonts w:ascii="Times New Roman" w:hAnsi="Times New Roman" w:eastAsia="Times New Roman" w:cs="Times New Roman"/>
           <w:b/>
           <w:sz w:val="32"/>
@@ -6754,17 +6754,17 @@
       </w:r>
       <w:r>
         <w:rPr>
-          <w:rStyle w:val="5"/>
-          <w:rFonts w:ascii="Times New Roman" w:hAnsi="Times New Roman" w:eastAsia="Times New Roman" w:cs="Times New Roman"/>
-          <w:b/>
-          <w:sz w:val="32"/>
-          <w:szCs w:val="32"/>
-        </w:rPr>
-        <w:t xml:space="preserve"> </w:t>
-      </w:r>
-      <w:r>
-        <w:rPr>
-          <w:rStyle w:val="5"/>
+          <w:rStyle w:val="6"/>
+          <w:rFonts w:ascii="Times New Roman" w:hAnsi="Times New Roman" w:eastAsia="Times New Roman" w:cs="Times New Roman"/>
+          <w:b/>
+          <w:sz w:val="32"/>
+          <w:szCs w:val="32"/>
+        </w:rPr>
+        <w:t xml:space="preserve"> </w:t>
+      </w:r>
+      <w:r>
+        <w:rPr>
+          <w:rStyle w:val="6"/>
           <w:rFonts w:ascii="Times New Roman" w:hAnsi="Times New Roman" w:eastAsia="Times New Roman" w:cs="Times New Roman"/>
           <w:b/>
           <w:sz w:val="32"/>
@@ -6775,17 +6775,17 @@
       </w:r>
       <w:r>
         <w:rPr>
-          <w:rStyle w:val="5"/>
-          <w:rFonts w:ascii="Times New Roman" w:hAnsi="Times New Roman" w:eastAsia="Times New Roman" w:cs="Times New Roman"/>
-          <w:b/>
-          <w:sz w:val="32"/>
-          <w:szCs w:val="32"/>
-        </w:rPr>
-        <w:t xml:space="preserve"> </w:t>
-      </w:r>
-      <w:r>
-        <w:rPr>
-          <w:rStyle w:val="5"/>
+          <w:rStyle w:val="6"/>
+          <w:rFonts w:ascii="Times New Roman" w:hAnsi="Times New Roman" w:eastAsia="Times New Roman" w:cs="Times New Roman"/>
+          <w:b/>
+          <w:sz w:val="32"/>
+          <w:szCs w:val="32"/>
+        </w:rPr>
+        <w:t xml:space="preserve"> </w:t>
+      </w:r>
+      <w:r>
+        <w:rPr>
+          <w:rStyle w:val="6"/>
           <w:rFonts w:ascii="Times New Roman" w:hAnsi="Times New Roman" w:eastAsia="Times New Roman" w:cs="Times New Roman"/>
           <w:b/>
           <w:sz w:val="32"/>
@@ -6796,17 +6796,17 @@
       </w:r>
       <w:r>
         <w:rPr>
-          <w:rStyle w:val="5"/>
-          <w:rFonts w:ascii="Times New Roman" w:hAnsi="Times New Roman" w:eastAsia="Times New Roman" w:cs="Times New Roman"/>
-          <w:b/>
-          <w:sz w:val="32"/>
-          <w:szCs w:val="32"/>
-        </w:rPr>
-        <w:t xml:space="preserve"> </w:t>
-      </w:r>
-      <w:r>
-        <w:rPr>
-          <w:rStyle w:val="5"/>
+          <w:rStyle w:val="6"/>
+          <w:rFonts w:ascii="Times New Roman" w:hAnsi="Times New Roman" w:eastAsia="Times New Roman" w:cs="Times New Roman"/>
+          <w:b/>
+          <w:sz w:val="32"/>
+          <w:szCs w:val="32"/>
+        </w:rPr>
+        <w:t xml:space="preserve"> </w:t>
+      </w:r>
+      <w:r>
+        <w:rPr>
+          <w:rStyle w:val="6"/>
           <w:rFonts w:ascii="Times New Roman" w:hAnsi="Times New Roman" w:eastAsia="Times New Roman" w:cs="Times New Roman"/>
           <w:b/>
           <w:sz w:val="32"/>
@@ -6817,7 +6817,7 @@
       </w:r>
       <w:r>
         <w:rPr>
-          <w:rStyle w:val="5"/>
+          <w:rStyle w:val="6"/>
           <w:rFonts w:hint="default" w:ascii="Times New Roman" w:hAnsi="Times New Roman" w:eastAsia="Times New Roman" w:cs="Times New Roman"/>
           <w:b/>
           <w:sz w:val="32"/>
@@ -6876,7 +6876,7 @@
       </w:r>
       <w:r>
         <w:rPr>
-          <w:rStyle w:val="5"/>
+          <w:rStyle w:val="6"/>
           <w:rFonts w:ascii="Times New Roman" w:hAnsi="Times New Roman" w:eastAsia="Times New Roman" w:cs="Times New Roman"/>
           <w:b/>
           <w:sz w:val="32"/>
@@ -6886,7 +6886,7 @@
       </w:r>
       <w:r>
         <w:rPr>
-          <w:rStyle w:val="5"/>
+          <w:rStyle w:val="6"/>
           <w:rFonts w:hint="default" w:ascii="Times New Roman" w:hAnsi="Times New Roman" w:eastAsia="Times New Roman" w:cs="Times New Roman"/>
           <w:b/>
           <w:sz w:val="32"/>
@@ -6897,7 +6897,7 @@
       </w:r>
       <w:r>
         <w:rPr>
-          <w:rStyle w:val="5"/>
+          <w:rStyle w:val="6"/>
           <w:rFonts w:ascii="Times New Roman" w:hAnsi="Times New Roman" w:eastAsia="Times New Roman" w:cs="Times New Roman"/>
           <w:b/>
           <w:sz w:val="32"/>
@@ -6907,7 +6907,7 @@
       </w:r>
       <w:r>
         <w:rPr>
-          <w:rStyle w:val="5"/>
+          <w:rStyle w:val="6"/>
           <w:rFonts w:ascii="Times New Roman" w:hAnsi="Times New Roman" w:eastAsia="Times New Roman" w:cs="Times New Roman"/>
           <w:b/>
           <w:sz w:val="32"/>
@@ -6918,17 +6918,17 @@
       </w:r>
       <w:r>
         <w:rPr>
-          <w:rStyle w:val="5"/>
-          <w:rFonts w:ascii="Times New Roman" w:hAnsi="Times New Roman" w:eastAsia="Times New Roman" w:cs="Times New Roman"/>
-          <w:b/>
-          <w:sz w:val="32"/>
-          <w:szCs w:val="32"/>
-        </w:rPr>
-        <w:t xml:space="preserve"> </w:t>
-      </w:r>
-      <w:r>
-        <w:rPr>
-          <w:rStyle w:val="5"/>
+          <w:rStyle w:val="6"/>
+          <w:rFonts w:ascii="Times New Roman" w:hAnsi="Times New Roman" w:eastAsia="Times New Roman" w:cs="Times New Roman"/>
+          <w:b/>
+          <w:sz w:val="32"/>
+          <w:szCs w:val="32"/>
+        </w:rPr>
+        <w:t xml:space="preserve"> </w:t>
+      </w:r>
+      <w:r>
+        <w:rPr>
+          <w:rStyle w:val="6"/>
           <w:rFonts w:ascii="Times New Roman" w:hAnsi="Times New Roman" w:eastAsia="Times New Roman" w:cs="Times New Roman"/>
           <w:b/>
           <w:sz w:val="32"/>
@@ -6939,17 +6939,17 @@
       </w:r>
       <w:r>
         <w:rPr>
-          <w:rStyle w:val="5"/>
-          <w:rFonts w:ascii="Times New Roman" w:hAnsi="Times New Roman" w:eastAsia="Times New Roman" w:cs="Times New Roman"/>
-          <w:b/>
-          <w:sz w:val="32"/>
-          <w:szCs w:val="32"/>
-        </w:rPr>
-        <w:t xml:space="preserve"> </w:t>
-      </w:r>
-      <w:r>
-        <w:rPr>
-          <w:rStyle w:val="5"/>
+          <w:rStyle w:val="6"/>
+          <w:rFonts w:ascii="Times New Roman" w:hAnsi="Times New Roman" w:eastAsia="Times New Roman" w:cs="Times New Roman"/>
+          <w:b/>
+          <w:sz w:val="32"/>
+          <w:szCs w:val="32"/>
+        </w:rPr>
+        <w:t xml:space="preserve"> </w:t>
+      </w:r>
+      <w:r>
+        <w:rPr>
+          <w:rStyle w:val="6"/>
           <w:rFonts w:ascii="Times New Roman" w:hAnsi="Times New Roman" w:eastAsia="Times New Roman" w:cs="Times New Roman"/>
           <w:b/>
           <w:sz w:val="32"/>
@@ -6960,17 +6960,17 @@
       </w:r>
       <w:r>
         <w:rPr>
-          <w:rStyle w:val="5"/>
-          <w:rFonts w:ascii="Times New Roman" w:hAnsi="Times New Roman" w:eastAsia="Times New Roman" w:cs="Times New Roman"/>
-          <w:b/>
-          <w:sz w:val="32"/>
-          <w:szCs w:val="32"/>
-        </w:rPr>
-        <w:t xml:space="preserve"> </w:t>
-      </w:r>
-      <w:r>
-        <w:rPr>
-          <w:rStyle w:val="5"/>
+          <w:rStyle w:val="6"/>
+          <w:rFonts w:ascii="Times New Roman" w:hAnsi="Times New Roman" w:eastAsia="Times New Roman" w:cs="Times New Roman"/>
+          <w:b/>
+          <w:sz w:val="32"/>
+          <w:szCs w:val="32"/>
+        </w:rPr>
+        <w:t xml:space="preserve"> </w:t>
+      </w:r>
+      <w:r>
+        <w:rPr>
+          <w:rStyle w:val="6"/>
           <w:rFonts w:ascii="Times New Roman" w:hAnsi="Times New Roman" w:eastAsia="Times New Roman" w:cs="Times New Roman"/>
           <w:b/>
           <w:sz w:val="32"/>
@@ -6981,17 +6981,17 @@
       </w:r>
       <w:r>
         <w:rPr>
-          <w:rStyle w:val="5"/>
-          <w:rFonts w:ascii="Times New Roman" w:hAnsi="Times New Roman" w:eastAsia="Times New Roman" w:cs="Times New Roman"/>
-          <w:b/>
-          <w:sz w:val="32"/>
-          <w:szCs w:val="32"/>
-        </w:rPr>
-        <w:t xml:space="preserve"> </w:t>
-      </w:r>
-      <w:r>
-        <w:rPr>
-          <w:rStyle w:val="5"/>
+          <w:rStyle w:val="6"/>
+          <w:rFonts w:ascii="Times New Roman" w:hAnsi="Times New Roman" w:eastAsia="Times New Roman" w:cs="Times New Roman"/>
+          <w:b/>
+          <w:sz w:val="32"/>
+          <w:szCs w:val="32"/>
+        </w:rPr>
+        <w:t xml:space="preserve"> </w:t>
+      </w:r>
+      <w:r>
+        <w:rPr>
+          <w:rStyle w:val="6"/>
           <w:rFonts w:hint="default" w:ascii="Times New Roman" w:hAnsi="Times New Roman" w:eastAsia="Times New Roman" w:cs="Times New Roman"/>
           <w:b/>
           <w:sz w:val="32"/>
@@ -7002,7 +7002,7 @@
       </w:r>
       <w:r>
         <w:rPr>
-          <w:rStyle w:val="5"/>
+          <w:rStyle w:val="6"/>
           <w:rFonts w:ascii="Times New Roman" w:hAnsi="Times New Roman" w:eastAsia="Times New Roman" w:cs="Times New Roman"/>
           <w:b/>
           <w:sz w:val="32"/>
@@ -7013,7 +7013,7 @@
       </w:r>
       <w:r>
         <w:rPr>
-          <w:rStyle w:val="5"/>
+          <w:rStyle w:val="6"/>
           <w:rFonts w:hint="default" w:ascii="Times New Roman" w:hAnsi="Times New Roman" w:eastAsia="Times New Roman" w:cs="Times New Roman"/>
           <w:b/>
           <w:sz w:val="32"/>
@@ -7071,7 +7071,7 @@
       </w:r>
       <w:r>
         <w:rPr>
-          <w:rStyle w:val="5"/>
+          <w:rStyle w:val="6"/>
           <w:rFonts w:ascii="Times New Roman" w:hAnsi="Times New Roman" w:eastAsia="Times New Roman" w:cs="Times New Roman"/>
           <w:b/>
           <w:sz w:val="32"/>
@@ -7081,7 +7081,7 @@
       </w:r>
       <w:r>
         <w:rPr>
-          <w:rStyle w:val="5"/>
+          <w:rStyle w:val="6"/>
           <w:rFonts w:hint="default" w:ascii="Times New Roman" w:hAnsi="Times New Roman" w:eastAsia="Times New Roman" w:cs="Times New Roman"/>
           <w:b/>
           <w:sz w:val="32"/>
@@ -7092,28 +7092,28 @@
       </w:r>
       <w:r>
         <w:rPr>
-          <w:rStyle w:val="5"/>
-          <w:rFonts w:ascii="Times New Roman" w:hAnsi="Times New Roman" w:eastAsia="Times New Roman" w:cs="Times New Roman"/>
-          <w:b/>
-          <w:sz w:val="32"/>
-          <w:szCs w:val="32"/>
-        </w:rPr>
-        <w:t xml:space="preserve"> </w:t>
-      </w:r>
-      <w:r>
-        <w:rPr>
-          <w:rStyle w:val="5"/>
-          <w:rFonts w:hint="default" w:ascii="Times New Roman" w:hAnsi="Times New Roman" w:eastAsia="Times New Roman" w:cs="Times New Roman"/>
-          <w:b/>
-          <w:sz w:val="32"/>
-          <w:szCs w:val="32"/>
-          <w:lang w:val="en-US"/>
-        </w:rPr>
-        <w:t xml:space="preserve"> </w:t>
-      </w:r>
-      <w:r>
-        <w:rPr>
-          <w:rStyle w:val="5"/>
+          <w:rStyle w:val="6"/>
+          <w:rFonts w:ascii="Times New Roman" w:hAnsi="Times New Roman" w:eastAsia="Times New Roman" w:cs="Times New Roman"/>
+          <w:b/>
+          <w:sz w:val="32"/>
+          <w:szCs w:val="32"/>
+        </w:rPr>
+        <w:t xml:space="preserve"> </w:t>
+      </w:r>
+      <w:r>
+        <w:rPr>
+          <w:rStyle w:val="6"/>
+          <w:rFonts w:hint="default" w:ascii="Times New Roman" w:hAnsi="Times New Roman" w:eastAsia="Times New Roman" w:cs="Times New Roman"/>
+          <w:b/>
+          <w:sz w:val="32"/>
+          <w:szCs w:val="32"/>
+          <w:lang w:val="en-US"/>
+        </w:rPr>
+        <w:t xml:space="preserve"> </w:t>
+      </w:r>
+      <w:r>
+        <w:rPr>
+          <w:rStyle w:val="6"/>
           <w:rFonts w:hint="default" w:ascii="Times New Roman" w:hAnsi="Times New Roman" w:eastAsia="Times New Roman" w:cs="Times New Roman"/>
           <w:b/>
           <w:bCs w:val="0"/>
@@ -7125,7 +7125,7 @@
       </w:r>
       <w:r>
         <w:rPr>
-          <w:rStyle w:val="5"/>
+          <w:rStyle w:val="6"/>
           <w:rFonts w:ascii="Times New Roman" w:hAnsi="Times New Roman" w:eastAsia="Times New Roman" w:cs="Times New Roman"/>
           <w:b/>
           <w:bCs w:val="0"/>
@@ -7136,7 +7136,7 @@
       </w:r>
       <w:r>
         <w:rPr>
-          <w:rStyle w:val="5"/>
+          <w:rStyle w:val="6"/>
           <w:rFonts w:hint="default" w:ascii="Times New Roman" w:hAnsi="Times New Roman" w:eastAsia="Times New Roman" w:cs="Times New Roman"/>
           <w:b/>
           <w:bCs w:val="0"/>
@@ -7148,7 +7148,7 @@
       </w:r>
       <w:r>
         <w:rPr>
-          <w:rStyle w:val="5"/>
+          <w:rStyle w:val="6"/>
           <w:rFonts w:hint="default" w:ascii="Times New Roman" w:hAnsi="Times New Roman" w:eastAsia="Times New Roman" w:cs="Times New Roman"/>
           <w:b/>
           <w:sz w:val="32"/>
@@ -7205,7 +7205,7 @@
       </w:r>
       <w:r>
         <w:rPr>
-          <w:rStyle w:val="5"/>
+          <w:rStyle w:val="6"/>
           <w:rFonts w:ascii="Times New Roman" w:hAnsi="Times New Roman" w:eastAsia="Times New Roman" w:cs="Times New Roman"/>
           <w:b/>
           <w:sz w:val="32"/>
@@ -7215,7 +7215,7 @@
       </w:r>
       <w:r>
         <w:rPr>
-          <w:rStyle w:val="5"/>
+          <w:rStyle w:val="6"/>
           <w:rFonts w:hint="default" w:ascii="Times New Roman" w:hAnsi="Times New Roman" w:eastAsia="Times New Roman" w:cs="Times New Roman"/>
           <w:b/>
           <w:sz w:val="32"/>
@@ -7226,17 +7226,17 @@
       </w:r>
       <w:r>
         <w:rPr>
-          <w:rStyle w:val="5"/>
-          <w:rFonts w:ascii="Times New Roman" w:hAnsi="Times New Roman" w:eastAsia="Times New Roman" w:cs="Times New Roman"/>
-          <w:b/>
-          <w:sz w:val="32"/>
-          <w:szCs w:val="32"/>
-        </w:rPr>
-        <w:t xml:space="preserve"> </w:t>
-      </w:r>
-      <w:r>
-        <w:rPr>
-          <w:rStyle w:val="5"/>
+          <w:rStyle w:val="6"/>
+          <w:rFonts w:ascii="Times New Roman" w:hAnsi="Times New Roman" w:eastAsia="Times New Roman" w:cs="Times New Roman"/>
+          <w:b/>
+          <w:sz w:val="32"/>
+          <w:szCs w:val="32"/>
+        </w:rPr>
+        <w:t xml:space="preserve"> </w:t>
+      </w:r>
+      <w:r>
+        <w:rPr>
+          <w:rStyle w:val="6"/>
           <w:rFonts w:hint="default" w:ascii="Times New Roman" w:hAnsi="Times New Roman" w:eastAsia="Times New Roman" w:cs="Times New Roman"/>
           <w:b/>
           <w:bCs w:val="0"/>
@@ -7248,7 +7248,7 @@
       </w:r>
       <w:r>
         <w:rPr>
-          <w:rStyle w:val="5"/>
+          <w:rStyle w:val="6"/>
           <w:rFonts w:ascii="Times New Roman" w:hAnsi="Times New Roman" w:eastAsia="Times New Roman" w:cs="Times New Roman"/>
           <w:b/>
           <w:bCs w:val="0"/>
@@ -7259,7 +7259,7 @@
       </w:r>
       <w:r>
         <w:rPr>
-          <w:rStyle w:val="5"/>
+          <w:rStyle w:val="6"/>
           <w:rFonts w:hint="default" w:ascii="Times New Roman" w:hAnsi="Times New Roman" w:eastAsia="Times New Roman" w:cs="Times New Roman"/>
           <w:b/>
           <w:bCs w:val="0"/>
@@ -7271,7 +7271,7 @@
       </w:r>
       <w:r>
         <w:rPr>
-          <w:rStyle w:val="5"/>
+          <w:rStyle w:val="6"/>
           <w:rFonts w:hint="default" w:ascii="Times New Roman" w:hAnsi="Times New Roman" w:eastAsia="Times New Roman" w:cs="Times New Roman"/>
           <w:b/>
           <w:sz w:val="32"/>
@@ -7281,7 +7281,7 @@
       </w:r>
       <w:r>
         <w:rPr>
-          <w:rStyle w:val="5"/>
+          <w:rStyle w:val="6"/>
           <w:rFonts w:hint="default" w:ascii="Times New Roman" w:hAnsi="Times New Roman" w:eastAsia="Times New Roman" w:cs="Times New Roman"/>
           <w:b/>
           <w:sz w:val="32"/>
@@ -7292,7 +7292,7 @@
       </w:r>
       <w:r>
         <w:rPr>
-          <w:rStyle w:val="5"/>
+          <w:rStyle w:val="6"/>
           <w:rFonts w:hint="default" w:ascii="Times New Roman" w:hAnsi="Times New Roman" w:eastAsia="Times New Roman" w:cs="Times New Roman"/>
           <w:b/>
           <w:sz w:val="32"/>
@@ -7350,7 +7350,7 @@
       </w:r>
       <w:r>
         <w:rPr>
-          <w:rStyle w:val="5"/>
+          <w:rStyle w:val="6"/>
           <w:rFonts w:ascii="Times New Roman" w:hAnsi="Times New Roman" w:eastAsia="Times New Roman" w:cs="Times New Roman"/>
           <w:b/>
           <w:sz w:val="32"/>
@@ -7360,7 +7360,7 @@
       </w:r>
       <w:r>
         <w:rPr>
-          <w:rStyle w:val="5"/>
+          <w:rStyle w:val="6"/>
           <w:rFonts w:hint="default" w:ascii="Times New Roman" w:hAnsi="Times New Roman" w:eastAsia="Times New Roman" w:cs="Times New Roman"/>
           <w:b/>
           <w:sz w:val="32"/>
@@ -7371,17 +7371,17 @@
       </w:r>
       <w:r>
         <w:rPr>
-          <w:rStyle w:val="5"/>
-          <w:rFonts w:ascii="Times New Roman" w:hAnsi="Times New Roman" w:eastAsia="Times New Roman" w:cs="Times New Roman"/>
-          <w:b/>
-          <w:sz w:val="32"/>
-          <w:szCs w:val="32"/>
-        </w:rPr>
-        <w:t xml:space="preserve"> </w:t>
-      </w:r>
-      <w:r>
-        <w:rPr>
-          <w:rStyle w:val="5"/>
+          <w:rStyle w:val="6"/>
+          <w:rFonts w:ascii="Times New Roman" w:hAnsi="Times New Roman" w:eastAsia="Times New Roman" w:cs="Times New Roman"/>
+          <w:b/>
+          <w:sz w:val="32"/>
+          <w:szCs w:val="32"/>
+        </w:rPr>
+        <w:t xml:space="preserve"> </w:t>
+      </w:r>
+      <w:r>
+        <w:rPr>
+          <w:rStyle w:val="6"/>
           <w:rFonts w:hint="default" w:ascii="Times New Roman" w:hAnsi="Times New Roman" w:eastAsia="Times New Roman" w:cs="Times New Roman"/>
           <w:b/>
           <w:bCs w:val="0"/>
@@ -7393,7 +7393,7 @@
       </w:r>
       <w:r>
         <w:rPr>
-          <w:rStyle w:val="5"/>
+          <w:rStyle w:val="6"/>
           <w:rFonts w:ascii="Times New Roman" w:hAnsi="Times New Roman" w:eastAsia="Times New Roman" w:cs="Times New Roman"/>
           <w:b/>
           <w:bCs w:val="0"/>
@@ -7404,7 +7404,7 @@
       </w:r>
       <w:r>
         <w:rPr>
-          <w:rStyle w:val="5"/>
+          <w:rStyle w:val="6"/>
           <w:rFonts w:hint="default" w:ascii="Times New Roman" w:hAnsi="Times New Roman" w:eastAsia="Times New Roman" w:cs="Times New Roman"/>
           <w:b/>
           <w:bCs w:val="0"/>
@@ -7416,7 +7416,7 @@
       </w:r>
       <w:r>
         <w:rPr>
-          <w:rStyle w:val="5"/>
+          <w:rStyle w:val="6"/>
           <w:rFonts w:hint="default" w:ascii="Times New Roman" w:hAnsi="Times New Roman" w:eastAsia="Times New Roman" w:cs="Times New Roman"/>
           <w:b/>
           <w:sz w:val="32"/>
@@ -7426,7 +7426,7 @@
       </w:r>
       <w:r>
         <w:rPr>
-          <w:rStyle w:val="5"/>
+          <w:rStyle w:val="6"/>
           <w:rFonts w:hint="default" w:ascii="Times New Roman" w:hAnsi="Times New Roman" w:eastAsia="Times New Roman" w:cs="Times New Roman"/>
           <w:b/>
           <w:sz w:val="32"/>
@@ -7485,7 +7485,7 @@
       </w:r>
       <w:r>
         <w:rPr>
-          <w:rStyle w:val="5"/>
+          <w:rStyle w:val="6"/>
           <w:rFonts w:ascii="Times New Roman" w:hAnsi="Times New Roman" w:eastAsia="Times New Roman" w:cs="Times New Roman"/>
           <w:b/>
           <w:sz w:val="32"/>
@@ -7495,7 +7495,7 @@
       </w:r>
       <w:r>
         <w:rPr>
-          <w:rStyle w:val="5"/>
+          <w:rStyle w:val="6"/>
           <w:rFonts w:hint="default" w:ascii="Times New Roman" w:hAnsi="Times New Roman" w:eastAsia="Times New Roman" w:cs="Times New Roman"/>
           <w:b/>
           <w:sz w:val="32"/>
@@ -7506,17 +7506,17 @@
       </w:r>
       <w:r>
         <w:rPr>
-          <w:rStyle w:val="5"/>
-          <w:rFonts w:ascii="Times New Roman" w:hAnsi="Times New Roman" w:eastAsia="Times New Roman" w:cs="Times New Roman"/>
-          <w:b/>
-          <w:sz w:val="32"/>
-          <w:szCs w:val="32"/>
-        </w:rPr>
-        <w:t xml:space="preserve"> </w:t>
-      </w:r>
-      <w:r>
-        <w:rPr>
-          <w:rStyle w:val="5"/>
+          <w:rStyle w:val="6"/>
+          <w:rFonts w:ascii="Times New Roman" w:hAnsi="Times New Roman" w:eastAsia="Times New Roman" w:cs="Times New Roman"/>
+          <w:b/>
+          <w:sz w:val="32"/>
+          <w:szCs w:val="32"/>
+        </w:rPr>
+        <w:t xml:space="preserve"> </w:t>
+      </w:r>
+      <w:r>
+        <w:rPr>
+          <w:rStyle w:val="6"/>
           <w:rFonts w:hint="default" w:ascii="Times New Roman" w:hAnsi="Times New Roman" w:eastAsia="Times New Roman" w:cs="Times New Roman"/>
           <w:b/>
           <w:bCs w:val="0"/>
@@ -7528,7 +7528,7 @@
       </w:r>
       <w:r>
         <w:rPr>
-          <w:rStyle w:val="5"/>
+          <w:rStyle w:val="6"/>
           <w:rFonts w:ascii="Times New Roman" w:hAnsi="Times New Roman" w:eastAsia="Times New Roman" w:cs="Times New Roman"/>
           <w:b/>
           <w:bCs w:val="0"/>
@@ -7539,7 +7539,7 @@
       </w:r>
       <w:r>
         <w:rPr>
-          <w:rStyle w:val="5"/>
+          <w:rStyle w:val="6"/>
           <w:rFonts w:hint="default" w:ascii="Times New Roman" w:hAnsi="Times New Roman" w:eastAsia="Times New Roman" w:cs="Times New Roman"/>
           <w:b/>
           <w:bCs w:val="0"/>
@@ -7551,7 +7551,7 @@
       </w:r>
       <w:r>
         <w:rPr>
-          <w:rStyle w:val="5"/>
+          <w:rStyle w:val="6"/>
           <w:rFonts w:hint="default" w:ascii="Times New Roman" w:hAnsi="Times New Roman" w:eastAsia="Times New Roman" w:cs="Times New Roman"/>
           <w:b/>
           <w:sz w:val="32"/>
@@ -7561,7 +7561,7 @@
       </w:r>
       <w:r>
         <w:rPr>
-          <w:rStyle w:val="5"/>
+          <w:rStyle w:val="6"/>
           <w:rFonts w:hint="default" w:ascii="Times New Roman" w:hAnsi="Times New Roman" w:eastAsia="Times New Roman" w:cs="Times New Roman"/>
           <w:b/>
           <w:sz w:val="32"/>
@@ -9427,7 +9427,7 @@
           <w:vertAlign w:val="baseline"/>
           <w:lang w:val="uk-UA"/>
         </w:rPr>
-        <w:t xml:space="preserve">Посилання на </w:t>
+        <w:fldChar w:fldCharType="begin"/>
       </w:r>
       <w:r>
         <w:rPr>
@@ -9441,12 +9441,89 @@
           <w:szCs w:val="28"/>
           <w:u w:val="none"/>
           <w:vertAlign w:val="baseline"/>
-          <w:lang w:val="en-US"/>
-        </w:rPr>
-        <w:t>pull request</w:t>
+          <w:lang w:val="uk-UA"/>
+        </w:rPr>
+        <w:instrText xml:space="preserve"> HYPERLINK "https://github.com/artificial-intelligence-department/ai_programming_playground_2024/pull/394" </w:instrText>
+      </w:r>
+      <w:r>
+        <w:rPr>
+          <w:rFonts w:hint="default" w:ascii="Times New Roman" w:hAnsi="Times New Roman" w:eastAsia="SimSun" w:cs="Times New Roman"/>
+          <w:b w:val="0"/>
+          <w:bCs w:val="0"/>
+          <w:i w:val="0"/>
+          <w:iCs w:val="0"/>
+          <w:color w:val="000000"/>
+          <w:sz w:val="28"/>
+          <w:szCs w:val="28"/>
+          <w:u w:val="none"/>
+          <w:vertAlign w:val="baseline"/>
+          <w:lang w:val="uk-UA"/>
+        </w:rPr>
+        <w:fldChar w:fldCharType="separate"/>
+      </w:r>
+      <w:r>
+        <w:rPr>
+          <w:rStyle w:val="5"/>
+          <w:rFonts w:hint="default" w:ascii="Times New Roman" w:hAnsi="Times New Roman" w:eastAsia="SimSun" w:cs="Times New Roman"/>
+          <w:b w:val="0"/>
+          <w:bCs w:val="0"/>
+          <w:i w:val="0"/>
+          <w:iCs w:val="0"/>
+          <w:sz w:val="28"/>
+          <w:szCs w:val="28"/>
+          <w:vertAlign w:val="baseline"/>
+          <w:lang w:val="uk-UA"/>
+        </w:rPr>
+        <w:t xml:space="preserve">Посилання на </w:t>
+      </w:r>
+      <w:r>
+        <w:rPr>
+          <w:rStyle w:val="5"/>
+          <w:rFonts w:hint="default" w:ascii="Times New Roman" w:hAnsi="Times New Roman" w:eastAsia="SimSun" w:cs="Times New Roman"/>
+          <w:b w:val="0"/>
+          <w:bCs w:val="0"/>
+          <w:i w:val="0"/>
+          <w:iCs w:val="0"/>
+          <w:sz w:val="28"/>
+          <w:szCs w:val="28"/>
+          <w:vertAlign w:val="baseline"/>
+          <w:lang w:val="en-US"/>
+        </w:rPr>
+        <w:t>p</w:t>
       </w:r>
       <w:bookmarkStart w:id="1" w:name="_GoBack"/>
       <w:bookmarkEnd w:id="1"/>
+      <w:r>
+        <w:rPr>
+          <w:rStyle w:val="5"/>
+          <w:rFonts w:hint="default" w:ascii="Times New Roman" w:hAnsi="Times New Roman" w:eastAsia="SimSun" w:cs="Times New Roman"/>
+          <w:b w:val="0"/>
+          <w:bCs w:val="0"/>
+          <w:i w:val="0"/>
+          <w:iCs w:val="0"/>
+          <w:sz w:val="28"/>
+          <w:szCs w:val="28"/>
+          <w:vertAlign w:val="baseline"/>
+          <w:lang w:val="en-US"/>
+        </w:rPr>
+        <w:t>ull request</w:t>
+      </w:r>
+      <w:r>
+        <w:rPr>
+          <w:rFonts w:hint="default" w:ascii="Times New Roman" w:hAnsi="Times New Roman" w:eastAsia="SimSun" w:cs="Times New Roman"/>
+          <w:b w:val="0"/>
+          <w:bCs w:val="0"/>
+          <w:i w:val="0"/>
+          <w:iCs w:val="0"/>
+          <w:color w:val="000000"/>
+          <w:sz w:val="28"/>
+          <w:szCs w:val="28"/>
+          <w:u w:val="none"/>
+          <w:vertAlign w:val="baseline"/>
+          <w:lang w:val="uk-UA"/>
+        </w:rPr>
+        <w:fldChar w:fldCharType="end"/>
+      </w:r>
     </w:p>
     <w:sectPr>
       <w:pgSz w:w="11906" w:h="16838"/>
@@ -9822,6 +9899,15 @@
     </w:tblPr>
   </w:style>
   <w:style w:type="character" w:styleId="5">
+    <w:name w:val="FollowedHyperlink"/>
+    <w:basedOn w:val="3"/>
+    <w:uiPriority w:val="0"/>
+    <w:rPr>
+      <w:color w:val="800080"/>
+      <w:u w:val="single"/>
+    </w:rPr>
+  </w:style>
+  <w:style w:type="character" w:styleId="6">
     <w:name w:val="Hyperlink"/>
     <w:basedOn w:val="3"/>
     <w:uiPriority w:val="0"/>
@@ -9830,7 +9916,7 @@
       <w:u w:val="single"/>
     </w:rPr>
   </w:style>
-  <w:style w:type="paragraph" w:styleId="6">
+  <w:style w:type="paragraph" w:styleId="7">
     <w:name w:val="Normal (Web)"/>
     <w:qFormat/>
     <w:uiPriority w:val="0"/>
@@ -9847,7 +9933,7 @@
       <w:lang w:val="en-US" w:eastAsia="zh-CN" w:bidi="ar"/>
     </w:rPr>
   </w:style>
-  <w:style w:type="character" w:styleId="7">
+  <w:style w:type="character" w:styleId="8">
     <w:name w:val="Strong"/>
     <w:basedOn w:val="3"/>
     <w:qFormat/>
